--- a/dist/12hz-power-grid/12Hz_Executive_Summary_Swahili.docx
+++ b/dist/12hz-power-grid/12Hz_Executive_Summary_Swahili.docx
@@ -140,8 +140,8 @@
       </w:pPr>
       <w:r>
         <w:rPr>
+          <w:iCs/>
           <w:i/>
-          <w:iCs/>
         </w:rPr>
         <w:t xml:space="preserve">Tafsiri hii inahitaji kukaguliwa na mzungumzaji wa Kiswahili. Maneno ya kiteknolojia (transformer, kV, Hz, MW) yameachwa kwa Kiingereza kwa sababu ndiyo lugha inayotumika katika kazi ya umeme.</w:t>
       </w:r>
@@ -221,8 +221,8 @@
       </w:pPr>
       <w:r>
         <w:rPr>
+          <w:bCs/>
           <w:b/>
-          <w:bCs/>
         </w:rPr>
         <w:t xml:space="preserve">Kwa wafanyakazi:</w:t>
       </w:r>
@@ -239,8 +239,8 @@
       </w:pPr>
       <w:r>
         <w:rPr>
+          <w:bCs/>
           <w:b/>
-          <w:bCs/>
         </w:rPr>
         <w:t xml:space="preserve">Kwa wamiliki wa biashara:</w:t>
       </w:r>
@@ -257,8 +257,8 @@
       </w:pPr>
       <w:r>
         <w:rPr>
+          <w:bCs/>
           <w:b/>
-          <w:bCs/>
         </w:rPr>
         <w:t xml:space="preserve">Kwa jamii:</w:t>
       </w:r>
@@ -275,8 +275,8 @@
       </w:pPr>
       <w:r>
         <w:rPr>
+          <w:bCs/>
           <w:b/>
-          <w:bCs/>
         </w:rPr>
         <w:t xml:space="preserve">Kwa mataifa:</w:t>
       </w:r>
@@ -301,9 +301,8 @@
       <w:tblPr>
         <w:tblStyle w:val="Table"/>
         <w:tblW w:type="pct" w:w="5000"/>
-        <w:jc w:val="left"/>
-        <w:tblLayout w:type="fixed"/>
         <w:tblLook w:firstRow="1" w:lastRow="0" w:firstColumn="0" w:lastColumn="0" w:noHBand="0" w:noVBand="0" w:val="0020"/>
+        <w:jc w:val="start"/>
       </w:tblPr>
       <w:tblGrid>
         <w:gridCol w:w="2640"/>
@@ -312,7 +311,7 @@
       </w:tblGrid>
       <w:tr>
         <w:trPr>
-          <w:tblHeader w:val="on"/>
+          <w:tblHeader w:val="true"/>
         </w:trPr>
         <w:tc>
           <w:tcPr/>
@@ -620,7 +619,7 @@
 <file path=word/numbering.xml><?xml version="1.0" encoding="utf-8"?>
 <w:numbering xmlns:w="http://schemas.openxmlformats.org/wordprocessingml/2006/main">
   <w:abstractNum w:abstractNumId="990">
-    <w:nsid w:val="0000A990"/>
+    <w:nsid w:val="A990"/>
     <w:multiLevelType w:val="multilevel"/>
     <w:lvl w:ilvl="0">
       <w:numFmt w:val="bullet"/>
@@ -1210,8 +1209,8 @@
     <w:name w:val="KeywordTok"/>
     <w:basedOn w:val="VerbatimChar"/>
     <w:rPr>
+      <w:color w:val="007020"/>
       <w:b/>
-      <w:color w:val="007020"/>
     </w:rPr>
   </w:style>
   <w:style w:type="character" w:customStyle="1" w:styleId="DataTypeTok">
@@ -1288,42 +1287,42 @@
     <w:name w:val="ImportTok"/>
     <w:basedOn w:val="VerbatimChar"/>
     <w:rPr>
+      <w:color w:val="008000"/>
       <w:b/>
-      <w:color w:val="008000"/>
     </w:rPr>
   </w:style>
   <w:style w:type="character" w:customStyle="1" w:styleId="CommentTok">
     <w:name w:val="CommentTok"/>
     <w:basedOn w:val="VerbatimChar"/>
     <w:rPr>
+      <w:color w:val="60a0b0"/>
       <w:i/>
-      <w:color w:val="60a0b0"/>
     </w:rPr>
   </w:style>
   <w:style w:type="character" w:customStyle="1" w:styleId="DocumentationTok">
     <w:name w:val="DocumentationTok"/>
     <w:basedOn w:val="VerbatimChar"/>
     <w:rPr>
+      <w:color w:val="ba2121"/>
       <w:i/>
-      <w:color w:val="ba2121"/>
     </w:rPr>
   </w:style>
   <w:style w:type="character" w:customStyle="1" w:styleId="AnnotationTok">
     <w:name w:val="AnnotationTok"/>
     <w:basedOn w:val="VerbatimChar"/>
     <w:rPr>
+      <w:color w:val="60a0b0"/>
       <w:b/>
       <w:i/>
-      <w:color w:val="60a0b0"/>
     </w:rPr>
   </w:style>
   <w:style w:type="character" w:customStyle="1" w:styleId="CommentVarTok">
     <w:name w:val="CommentVarTok"/>
     <w:basedOn w:val="VerbatimChar"/>
     <w:rPr>
+      <w:color w:val="60a0b0"/>
       <w:b/>
       <w:i/>
-      <w:color w:val="60a0b0"/>
     </w:rPr>
   </w:style>
   <w:style w:type="character" w:customStyle="1" w:styleId="OtherTok">
@@ -1351,8 +1350,8 @@
     <w:name w:val="ControlFlowTok"/>
     <w:basedOn w:val="VerbatimChar"/>
     <w:rPr>
+      <w:color w:val="007020"/>
       <w:b/>
-      <w:color w:val="007020"/>
     </w:rPr>
   </w:style>
   <w:style w:type="character" w:customStyle="1" w:styleId="OperatorTok">
@@ -1397,34 +1396,34 @@
     <w:name w:val="InformationTok"/>
     <w:basedOn w:val="VerbatimChar"/>
     <w:rPr>
+      <w:color w:val="60a0b0"/>
       <w:b/>
       <w:i/>
-      <w:color w:val="60a0b0"/>
     </w:rPr>
   </w:style>
   <w:style w:type="character" w:customStyle="1" w:styleId="WarningTok">
     <w:name w:val="WarningTok"/>
     <w:basedOn w:val="VerbatimChar"/>
     <w:rPr>
+      <w:color w:val="60a0b0"/>
       <w:b/>
       <w:i/>
-      <w:color w:val="60a0b0"/>
     </w:rPr>
   </w:style>
   <w:style w:type="character" w:customStyle="1" w:styleId="AlertTok">
     <w:name w:val="AlertTok"/>
     <w:basedOn w:val="VerbatimChar"/>
     <w:rPr>
+      <w:color w:val="ff0000"/>
       <w:b/>
-      <w:color w:val="ff0000"/>
     </w:rPr>
   </w:style>
   <w:style w:type="character" w:customStyle="1" w:styleId="ErrorTok">
     <w:name w:val="ErrorTok"/>
     <w:basedOn w:val="VerbatimChar"/>
     <w:rPr>
+      <w:color w:val="ff0000"/>
       <w:b/>
-      <w:color w:val="ff0000"/>
     </w:rPr>
   </w:style>
   <w:style w:type="character" w:customStyle="1" w:styleId="NormalTok">

--- a/dist/12hz-power-grid/12Hz_Executive_Summary_Swahili.docx
+++ b/dist/12hz-power-grid/12Hz_Executive_Summary_Swahili.docx
@@ -125,13 +125,7 @@
         <w:pStyle w:val="Date"/>
       </w:pPr>
       <w:r>
-        <w:t xml:space="preserve">Aprili</w:t>
-      </w:r>
-      <w:r>
-        <w:t xml:space="preserve"> </w:t>
-      </w:r>
-      <w:r>
-        <w:t xml:space="preserve">2026</w:t>
+        <w:t xml:space="preserve">2026-04-01</w:t>
       </w:r>
     </w:p>
     <w:p>

--- a/dist/12hz-power-grid/12Hz_Executive_Summary_Swahili.docx
+++ b/dist/12hz-power-grid/12Hz_Executive_Summary_Swahili.docx
@@ -134,8 +134,8 @@
       </w:pPr>
       <w:r>
         <w:rPr>
+          <w:i/>
           <w:iCs/>
-          <w:i/>
         </w:rPr>
         <w:t xml:space="preserve">Tafsiri hii inahitaji kukaguliwa na mzungumzaji wa Kiswahili. Maneno ya kiteknolojia (transformer, kV, Hz, MW) yameachwa kwa Kiingereza kwa sababu ndiyo lugha inayotumika katika kazi ya umeme.</w:t>
       </w:r>
@@ -215,8 +215,8 @@
       </w:pPr>
       <w:r>
         <w:rPr>
+          <w:b/>
           <w:bCs/>
-          <w:b/>
         </w:rPr>
         <w:t xml:space="preserve">Kwa wafanyakazi:</w:t>
       </w:r>
@@ -233,8 +233,8 @@
       </w:pPr>
       <w:r>
         <w:rPr>
+          <w:b/>
           <w:bCs/>
-          <w:b/>
         </w:rPr>
         <w:t xml:space="preserve">Kwa wamiliki wa biashara:</w:t>
       </w:r>
@@ -251,8 +251,8 @@
       </w:pPr>
       <w:r>
         <w:rPr>
+          <w:b/>
           <w:bCs/>
-          <w:b/>
         </w:rPr>
         <w:t xml:space="preserve">Kwa jamii:</w:t>
       </w:r>
@@ -269,8 +269,8 @@
       </w:pPr>
       <w:r>
         <w:rPr>
+          <w:b/>
           <w:bCs/>
-          <w:b/>
         </w:rPr>
         <w:t xml:space="preserve">Kwa mataifa:</w:t>
       </w:r>
@@ -295,8 +295,9 @@
       <w:tblPr>
         <w:tblStyle w:val="Table"/>
         <w:tblW w:type="pct" w:w="5000"/>
+        <w:jc w:val="left"/>
+        <w:tblLayout w:type="fixed"/>
         <w:tblLook w:firstRow="1" w:lastRow="0" w:firstColumn="0" w:lastColumn="0" w:noHBand="0" w:noVBand="0" w:val="0020"/>
-        <w:jc w:val="start"/>
       </w:tblPr>
       <w:tblGrid>
         <w:gridCol w:w="2640"/>
@@ -305,7 +306,7 @@
       </w:tblGrid>
       <w:tr>
         <w:trPr>
-          <w:tblHeader w:val="true"/>
+          <w:tblHeader w:val="on"/>
         </w:trPr>
         <w:tc>
           <w:tcPr/>
@@ -613,7 +614,7 @@
 <file path=word/numbering.xml><?xml version="1.0" encoding="utf-8"?>
 <w:numbering xmlns:w="http://schemas.openxmlformats.org/wordprocessingml/2006/main">
   <w:abstractNum w:abstractNumId="990">
-    <w:nsid w:val="A990"/>
+    <w:nsid w:val="0000A990"/>
     <w:multiLevelType w:val="multilevel"/>
     <w:lvl w:ilvl="0">
       <w:numFmt w:val="bullet"/>
@@ -1203,8 +1204,8 @@
     <w:name w:val="KeywordTok"/>
     <w:basedOn w:val="VerbatimChar"/>
     <w:rPr>
+      <w:b/>
       <w:color w:val="007020"/>
-      <w:b/>
     </w:rPr>
   </w:style>
   <w:style w:type="character" w:customStyle="1" w:styleId="DataTypeTok">
@@ -1281,42 +1282,42 @@
     <w:name w:val="ImportTok"/>
     <w:basedOn w:val="VerbatimChar"/>
     <w:rPr>
+      <w:b/>
       <w:color w:val="008000"/>
-      <w:b/>
     </w:rPr>
   </w:style>
   <w:style w:type="character" w:customStyle="1" w:styleId="CommentTok">
     <w:name w:val="CommentTok"/>
     <w:basedOn w:val="VerbatimChar"/>
     <w:rPr>
+      <w:i/>
       <w:color w:val="60a0b0"/>
-      <w:i/>
     </w:rPr>
   </w:style>
   <w:style w:type="character" w:customStyle="1" w:styleId="DocumentationTok">
     <w:name w:val="DocumentationTok"/>
     <w:basedOn w:val="VerbatimChar"/>
     <w:rPr>
+      <w:i/>
       <w:color w:val="ba2121"/>
-      <w:i/>
     </w:rPr>
   </w:style>
   <w:style w:type="character" w:customStyle="1" w:styleId="AnnotationTok">
     <w:name w:val="AnnotationTok"/>
     <w:basedOn w:val="VerbatimChar"/>
     <w:rPr>
-      <w:color w:val="60a0b0"/>
       <w:b/>
       <w:i/>
+      <w:color w:val="60a0b0"/>
     </w:rPr>
   </w:style>
   <w:style w:type="character" w:customStyle="1" w:styleId="CommentVarTok">
     <w:name w:val="CommentVarTok"/>
     <w:basedOn w:val="VerbatimChar"/>
     <w:rPr>
-      <w:color w:val="60a0b0"/>
       <w:b/>
       <w:i/>
+      <w:color w:val="60a0b0"/>
     </w:rPr>
   </w:style>
   <w:style w:type="character" w:customStyle="1" w:styleId="OtherTok">
@@ -1344,8 +1345,8 @@
     <w:name w:val="ControlFlowTok"/>
     <w:basedOn w:val="VerbatimChar"/>
     <w:rPr>
+      <w:b/>
       <w:color w:val="007020"/>
-      <w:b/>
     </w:rPr>
   </w:style>
   <w:style w:type="character" w:customStyle="1" w:styleId="OperatorTok">
@@ -1390,34 +1391,34 @@
     <w:name w:val="InformationTok"/>
     <w:basedOn w:val="VerbatimChar"/>
     <w:rPr>
-      <w:color w:val="60a0b0"/>
       <w:b/>
       <w:i/>
+      <w:color w:val="60a0b0"/>
     </w:rPr>
   </w:style>
   <w:style w:type="character" w:customStyle="1" w:styleId="WarningTok">
     <w:name w:val="WarningTok"/>
     <w:basedOn w:val="VerbatimChar"/>
     <w:rPr>
-      <w:color w:val="60a0b0"/>
       <w:b/>
       <w:i/>
+      <w:color w:val="60a0b0"/>
     </w:rPr>
   </w:style>
   <w:style w:type="character" w:customStyle="1" w:styleId="AlertTok">
     <w:name w:val="AlertTok"/>
     <w:basedOn w:val="VerbatimChar"/>
     <w:rPr>
+      <w:b/>
       <w:color w:val="ff0000"/>
-      <w:b/>
     </w:rPr>
   </w:style>
   <w:style w:type="character" w:customStyle="1" w:styleId="ErrorTok">
     <w:name w:val="ErrorTok"/>
     <w:basedOn w:val="VerbatimChar"/>
     <w:rPr>
+      <w:b/>
       <w:color w:val="ff0000"/>
-      <w:b/>
     </w:rPr>
   </w:style>
   <w:style w:type="character" w:customStyle="1" w:styleId="NormalTok">
